--- a/research/paper/source-docx/ADGL_Appendix_B_Governance_Stages_and_Outcome_Model_v0.9.docx
+++ b/research/paper/source-docx/ADGL_Appendix_B_Governance_Stages_and_Outcome_Model_v0.9.docx
@@ -8,98 +8,123 @@
         <w:jc w:val="center"/>
       </w:pPr>
       <w:r>
+        <w:rPr>
+          <w:rFonts w:ascii="Tinos" w:hAnsi="Tinos" w:eastAsia="Tinos"/>
+          <w:b/>
+          <w:color w:val="000000"/>
+          <w:sz w:val="36"/>
+        </w:rPr>
         <w:t>ADGL Appendix B - Governance Stages and Outcome Model</w:t>
       </w:r>
     </w:p>
     <w:p>
       <w:pPr>
+        <w:pStyle w:val="AcademicAuthor"/>
         <w:jc w:val="center"/>
       </w:pPr>
       <w:r>
         <w:rPr>
+          <w:rFonts w:ascii="Tinos" w:hAnsi="Tinos" w:eastAsia="Tinos"/>
           <w:b/>
+          <w:color w:val="000000"/>
+          <w:sz w:val="22"/>
         </w:rPr>
         <w:t>GBSN Research</w:t>
       </w:r>
     </w:p>
     <w:p>
       <w:pPr>
+        <w:pStyle w:val="AcademicAffiliation"/>
         <w:jc w:val="center"/>
       </w:pPr>
       <w:r>
-        <w:t>Lisbon, Portugal | Correspondence: www.gbsnresearch.com (use Contacts)</w:t>
+        <w:t>Lisbon, Portugal | Correspondence: publications@gbsnresearch.com</w:t>
       </w:r>
     </w:p>
     <w:p>
       <w:pPr>
+        <w:pStyle w:val="AcademicMetadata"/>
+      </w:pPr>
+      <w:r>
+        <w:rPr>
+          <w:rFonts w:ascii="Tinos" w:hAnsi="Tinos" w:eastAsia="Tinos"/>
+          <w:i/>
+          <w:color w:val="555555"/>
+          <w:sz w:val="19"/>
+        </w:rPr>
+        <w:t>Academic preprint edition | Public Research Release 0.4.3</w:t>
+      </w:r>
+    </w:p>
+    <w:p>
+      <w:pPr>
+        <w:spacing w:after="200"/>
         <w:jc w:val="center"/>
       </w:pPr>
       <w:r>
         <w:rPr>
+          <w:rFonts w:ascii="Tinos" w:hAnsi="Tinos" w:eastAsia="Tinos"/>
           <w:i/>
+          <w:color w:val="333333"/>
+          <w:sz w:val="20"/>
         </w:rPr>
-        <w:t>Normative/technical companion to ADGL Main Paper v0.9</w:t>
-      </w:r>
-    </w:p>
-    <w:p>
-      <w:r>
-        <w:br w:type="page"/>
+        <w:t>Normative/technical companion to ADGL Main Paper v1.2</w:t>
       </w:r>
     </w:p>
     <w:p>
       <w:pPr>
+        <w:spacing w:after="0" w:before="0"/>
+      </w:pPr>
+      <w:r/>
+    </w:p>
+    <w:p>
+      <w:pPr>
         <w:pStyle w:val="Heading1"/>
+        <w:pageBreakBefore w:val="0"/>
       </w:pPr>
       <w:r>
+        <w:rPr>
+          <w:rFonts w:ascii="Tinos" w:hAnsi="Tinos" w:eastAsia="Tinos"/>
+          <w:color w:val="000000"/>
+          <w:sz w:val="26"/>
+        </w:rPr>
         <w:t>B.1 ARCHITECTURAL PRINCIPLE</w:t>
       </w:r>
     </w:p>
     <w:p>
+      <w:pPr>
+        <w:widowControl/>
+        <w:spacing w:after="120" w:line="259" w:lineRule="auto"/>
+        <w:jc w:val="both"/>
+      </w:pPr>
       <w:r>
+        <w:rPr>
+          <w:rFonts w:ascii="Tinos" w:hAnsi="Tinos" w:eastAsia="Tinos"/>
+          <w:color w:val="000000"/>
+          <w:sz w:val="22"/>
+        </w:rPr>
         <w:t>ADGL defines three governance stages and one cross-cutting audit/provenance plane. The stages answer different questions and MUST remain conceptually separable even if an implementation fuses them for performance.</w:t>
       </w:r>
     </w:p>
     <w:p>
-      <w:r>
-        <w:drawing>
-          <wp:inline xmlns:a="http://schemas.openxmlformats.org/drawingml/2006/main" xmlns:pic="http://schemas.openxmlformats.org/drawingml/2006/picture">
-            <wp:extent cx="6035040" cy="3394710"/>
-            <wp:docPr id="1" name="Picture 1"/>
-            <wp:cNvGraphicFramePr>
-              <a:graphicFrameLocks noChangeAspect="1"/>
-            </wp:cNvGraphicFramePr>
-            <a:graphic>
-              <a:graphicData uri="http://schemas.openxmlformats.org/drawingml/2006/picture">
-                <pic:pic>
-                  <pic:nvPicPr>
-                    <pic:cNvPr id="0" name="architecture.png"/>
-                    <pic:cNvPicPr/>
-                  </pic:nvPicPr>
-                  <pic:blipFill>
-                    <a:blip r:embed="rId9"/>
-                    <a:stretch>
-                      <a:fillRect/>
-                    </a:stretch>
-                  </pic:blipFill>
-                  <pic:spPr>
-                    <a:xfrm>
-                      <a:off x="0" y="0"/>
-                      <a:ext cx="6035040" cy="3394710"/>
-                    </a:xfrm>
-                    <a:prstGeom prst="rect"/>
-                  </pic:spPr>
-                </pic:pic>
-              </a:graphicData>
-            </a:graphic>
-          </wp:inline>
-        </w:drawing>
-      </w:r>
+      <w:pPr>
+        <w:keepNext/>
+        <w:spacing w:before="120" w:after="60"/>
+        <w:jc w:val="center"/>
+      </w:pPr>
+      <w:r/>
     </w:p>
     <w:p>
       <w:pPr>
+        <w:pStyle w:val="AcademicCaption"/>
         <w:jc w:val="center"/>
       </w:pPr>
       <w:r>
+        <w:rPr>
+          <w:rFonts w:ascii="Tinos" w:hAnsi="Tinos" w:eastAsia="Tinos"/>
+          <w:i/>
+          <w:color w:val="000000"/>
+          <w:sz w:val="19"/>
+        </w:rPr>
         <w:t>Fig. B-1. Three-stage architecture.</w:t>
       </w:r>
     </w:p>
@@ -108,11 +133,26 @@
         <w:pStyle w:val="Heading1"/>
       </w:pPr>
       <w:r>
+        <w:rPr>
+          <w:rFonts w:ascii="Tinos" w:hAnsi="Tinos" w:eastAsia="Tinos"/>
+          <w:color w:val="000000"/>
+          <w:sz w:val="26"/>
+        </w:rPr>
         <w:t>B.2 KNOWLEDGE GOVERNANCE</w:t>
       </w:r>
     </w:p>
     <w:p>
+      <w:pPr>
+        <w:widowControl/>
+        <w:spacing w:after="120" w:line="259" w:lineRule="auto"/>
+        <w:jc w:val="both"/>
+      </w:pPr>
       <w:r>
+        <w:rPr>
+          <w:rFonts w:ascii="Tinos" w:hAnsi="Tinos" w:eastAsia="Tinos"/>
+          <w:color w:val="000000"/>
+          <w:sz w:val="22"/>
+        </w:rPr>
         <w:t>Question: What knowledge may be considered, and in what capacity? Knowledge Governance controls candidate admission and influence before analytical computation.</w:t>
       </w:r>
     </w:p>
@@ -121,7 +161,16 @@
         <w:tblStyle w:val="TableGrid"/>
         <w:tblW w:type="auto" w:w="0"/>
         <w:jc w:val="center"/>
+        <w:tblLayout w:type="autofit"/>
         <w:tblLook w:firstColumn="1" w:firstRow="1" w:lastColumn="0" w:lastRow="0" w:noHBand="0" w:noVBand="1" w:val="04A0"/>
+        <w:tblBorders>
+          <w:top w:val="single" w:sz="5" w:space="0" w:color="B7B7B7"/>
+          <w:left w:val="single" w:sz="5" w:space="0" w:color="B7B7B7"/>
+          <w:bottom w:val="single" w:sz="5" w:space="0" w:color="B7B7B7"/>
+          <w:right w:val="single" w:sz="5" w:space="0" w:color="B7B7B7"/>
+          <w:insideH w:val="single" w:sz="5" w:space="0" w:color="B7B7B7"/>
+          <w:insideV w:val="single" w:sz="5" w:space="0" w:color="B7B7B7"/>
+        </w:tblBorders>
       </w:tblPr>
       <w:tblGrid>
         <w:gridCol w:w="5170"/>
@@ -131,18 +180,31 @@
         <w:trPr>
           <w:tblHeader w:val="true"/>
           <w:cantSplit w:val="true"/>
+          <w:tblHeader w:val="true"/>
         </w:trPr>
         <w:tc>
           <w:tcPr>
             <w:tcW w:type="dxa" w:w="5170"/>
-            <w:shd w:fill="EDEDED"/>
+            <w:shd w:fill="EEEEEE"/>
             <w:vAlign w:val="center"/>
+            <w:tcMar>
+              <w:top w:w="70" w:type="dxa"/>
+              <w:start w:w="90" w:type="dxa"/>
+              <w:bottom w:w="70" w:type="dxa"/>
+              <w:end w:w="90" w:type="dxa"/>
+            </w:tcMar>
           </w:tcPr>
           <w:p>
+            <w:pPr>
+              <w:spacing w:after="40" w:before="20" w:line="240" w:lineRule="auto"/>
+              <w:jc w:val="left"/>
+            </w:pPr>
             <w:r>
               <w:rPr>
+                <w:rFonts w:ascii="Tinos" w:hAnsi="Tinos" w:eastAsia="Tinos"/>
                 <w:b/>
-                <w:sz w:val="16"/>
+                <w:color w:val="000000"/>
+                <w:sz w:val="18"/>
               </w:rPr>
               <w:t>Family</w:t>
             </w:r>
@@ -151,14 +213,26 @@
         <w:tc>
           <w:tcPr>
             <w:tcW w:type="dxa" w:w="5170"/>
-            <w:shd w:fill="EDEDED"/>
+            <w:shd w:fill="EEEEEE"/>
             <w:vAlign w:val="center"/>
+            <w:tcMar>
+              <w:top w:w="70" w:type="dxa"/>
+              <w:start w:w="90" w:type="dxa"/>
+              <w:bottom w:w="70" w:type="dxa"/>
+              <w:end w:w="90" w:type="dxa"/>
+            </w:tcMar>
           </w:tcPr>
           <w:p>
+            <w:pPr>
+              <w:spacing w:after="40" w:before="20" w:line="240" w:lineRule="auto"/>
+              <w:jc w:val="left"/>
+            </w:pPr>
             <w:r>
               <w:rPr>
+                <w:rFonts w:ascii="Tinos" w:hAnsi="Tinos" w:eastAsia="Tinos"/>
                 <w:b/>
-                <w:sz w:val="16"/>
+                <w:color w:val="000000"/>
+                <w:sz w:val="18"/>
               </w:rPr>
               <w:t>Representative semantics</w:t>
             </w:r>
@@ -173,11 +247,23 @@
           <w:tcPr>
             <w:tcW w:type="dxa" w:w="5170"/>
             <w:vAlign w:val="center"/>
+            <w:tcMar>
+              <w:top w:w="70" w:type="dxa"/>
+              <w:start w:w="90" w:type="dxa"/>
+              <w:bottom w:w="70" w:type="dxa"/>
+              <w:end w:w="90" w:type="dxa"/>
+            </w:tcMar>
           </w:tcPr>
           <w:p>
+            <w:pPr>
+              <w:spacing w:after="40" w:before="20" w:line="240" w:lineRule="auto"/>
+              <w:jc w:val="left"/>
+            </w:pPr>
             <w:r>
               <w:rPr>
-                <w:sz w:val="16"/>
+                <w:rFonts w:ascii="Tinos" w:hAnsi="Tinos" w:eastAsia="Tinos"/>
+                <w:color w:val="000000"/>
+                <w:sz w:val="18"/>
               </w:rPr>
               <w:t>Admission</w:t>
             </w:r>
@@ -187,11 +273,23 @@
           <w:tcPr>
             <w:tcW w:type="dxa" w:w="5170"/>
             <w:vAlign w:val="center"/>
+            <w:tcMar>
+              <w:top w:w="70" w:type="dxa"/>
+              <w:start w:w="90" w:type="dxa"/>
+              <w:bottom w:w="70" w:type="dxa"/>
+              <w:end w:w="90" w:type="dxa"/>
+            </w:tcMar>
           </w:tcPr>
           <w:p>
+            <w:pPr>
+              <w:spacing w:after="40" w:before="20" w:line="240" w:lineRule="auto"/>
+              <w:jc w:val="left"/>
+            </w:pPr>
             <w:r>
               <w:rPr>
-                <w:sz w:val="16"/>
+                <w:rFonts w:ascii="Tinos" w:hAnsi="Tinos" w:eastAsia="Tinos"/>
+                <w:color w:val="000000"/>
+                <w:sz w:val="18"/>
               </w:rPr>
               <w:t>ALLOW, DENY, EXCLUDE, REQUIRE</w:t>
             </w:r>
@@ -206,11 +304,23 @@
           <w:tcPr>
             <w:tcW w:type="dxa" w:w="5170"/>
             <w:vAlign w:val="center"/>
+            <w:tcMar>
+              <w:top w:w="70" w:type="dxa"/>
+              <w:start w:w="90" w:type="dxa"/>
+              <w:bottom w:w="70" w:type="dxa"/>
+              <w:end w:w="90" w:type="dxa"/>
+            </w:tcMar>
           </w:tcPr>
           <w:p>
+            <w:pPr>
+              <w:spacing w:after="40" w:before="20" w:line="240" w:lineRule="auto"/>
+              <w:jc w:val="left"/>
+            </w:pPr>
             <w:r>
               <w:rPr>
-                <w:sz w:val="16"/>
+                <w:rFonts w:ascii="Tinos" w:hAnsi="Tinos" w:eastAsia="Tinos"/>
+                <w:color w:val="000000"/>
+                <w:sz w:val="18"/>
               </w:rPr>
               <w:t>Influence</w:t>
             </w:r>
@@ -220,11 +330,23 @@
           <w:tcPr>
             <w:tcW w:type="dxa" w:w="5170"/>
             <w:vAlign w:val="center"/>
+            <w:tcMar>
+              <w:top w:w="70" w:type="dxa"/>
+              <w:start w:w="90" w:type="dxa"/>
+              <w:bottom w:w="70" w:type="dxa"/>
+              <w:end w:w="90" w:type="dxa"/>
+            </w:tcMar>
           </w:tcPr>
           <w:p>
+            <w:pPr>
+              <w:spacing w:after="40" w:before="20" w:line="240" w:lineRule="auto"/>
+              <w:jc w:val="left"/>
+            </w:pPr>
             <w:r>
               <w:rPr>
-                <w:sz w:val="16"/>
+                <w:rFonts w:ascii="Tinos" w:hAnsi="Tinos" w:eastAsia="Tinos"/>
+                <w:color w:val="000000"/>
+                <w:sz w:val="18"/>
               </w:rPr>
               <w:t>PRIORITIZE, DEPRIORITIZE, DEFER_TO, ASSIGN_ROLE, REQUIRE_CORROBORATION</w:t>
             </w:r>
@@ -239,11 +361,23 @@
           <w:tcPr>
             <w:tcW w:type="dxa" w:w="5170"/>
             <w:vAlign w:val="center"/>
+            <w:tcMar>
+              <w:top w:w="70" w:type="dxa"/>
+              <w:start w:w="90" w:type="dxa"/>
+              <w:bottom w:w="70" w:type="dxa"/>
+              <w:end w:w="90" w:type="dxa"/>
+            </w:tcMar>
           </w:tcPr>
           <w:p>
+            <w:pPr>
+              <w:spacing w:after="40" w:before="20" w:line="240" w:lineRule="auto"/>
+              <w:jc w:val="left"/>
+            </w:pPr>
             <w:r>
               <w:rPr>
-                <w:sz w:val="16"/>
+                <w:rFonts w:ascii="Tinos" w:hAnsi="Tinos" w:eastAsia="Tinos"/>
+                <w:color w:val="000000"/>
+                <w:sz w:val="18"/>
               </w:rPr>
               <w:t>Lifecycle</w:t>
             </w:r>
@@ -253,11 +387,23 @@
           <w:tcPr>
             <w:tcW w:type="dxa" w:w="5170"/>
             <w:vAlign w:val="center"/>
+            <w:tcMar>
+              <w:top w:w="70" w:type="dxa"/>
+              <w:start w:w="90" w:type="dxa"/>
+              <w:bottom w:w="70" w:type="dxa"/>
+              <w:end w:w="90" w:type="dxa"/>
+            </w:tcMar>
           </w:tcPr>
           <w:p>
+            <w:pPr>
+              <w:spacing w:after="40" w:before="20" w:line="240" w:lineRule="auto"/>
+              <w:jc w:val="left"/>
+            </w:pPr>
             <w:r>
               <w:rPr>
-                <w:sz w:val="16"/>
+                <w:rFonts w:ascii="Tinos" w:hAnsi="Tinos" w:eastAsia="Tinos"/>
+                <w:color w:val="000000"/>
+                <w:sz w:val="18"/>
               </w:rPr>
               <w:t>QUARANTINE, EMBARGO, ISOLATE, RELEASE, SUPERSEDE, EXPIRE, REVOKE, ARCHIVE</w:t>
             </w:r>
@@ -272,11 +418,23 @@
           <w:tcPr>
             <w:tcW w:type="dxa" w:w="5170"/>
             <w:vAlign w:val="center"/>
+            <w:tcMar>
+              <w:top w:w="70" w:type="dxa"/>
+              <w:start w:w="90" w:type="dxa"/>
+              <w:bottom w:w="70" w:type="dxa"/>
+              <w:end w:w="90" w:type="dxa"/>
+            </w:tcMar>
           </w:tcPr>
           <w:p>
+            <w:pPr>
+              <w:spacing w:after="40" w:before="20" w:line="240" w:lineRule="auto"/>
+              <w:jc w:val="left"/>
+            </w:pPr>
             <w:r>
               <w:rPr>
-                <w:sz w:val="16"/>
+                <w:rFonts w:ascii="Tinos" w:hAnsi="Tinos" w:eastAsia="Tinos"/>
+                <w:color w:val="000000"/>
+                <w:sz w:val="18"/>
               </w:rPr>
               <w:t>Provenance</w:t>
             </w:r>
@@ -286,11 +444,23 @@
           <w:tcPr>
             <w:tcW w:type="dxa" w:w="5170"/>
             <w:vAlign w:val="center"/>
+            <w:tcMar>
+              <w:top w:w="70" w:type="dxa"/>
+              <w:start w:w="90" w:type="dxa"/>
+              <w:bottom w:w="70" w:type="dxa"/>
+              <w:end w:w="90" w:type="dxa"/>
+            </w:tcMar>
           </w:tcPr>
           <w:p>
+            <w:pPr>
+              <w:spacing w:after="40" w:before="20" w:line="240" w:lineRule="auto"/>
+              <w:jc w:val="left"/>
+            </w:pPr>
             <w:r>
               <w:rPr>
-                <w:sz w:val="16"/>
+                <w:rFonts w:ascii="Tinos" w:hAnsi="Tinos" w:eastAsia="Tinos"/>
+                <w:color w:val="000000"/>
+                <w:sz w:val="18"/>
               </w:rPr>
               <w:t>TRACE, VERIFY_SOURCE, REQUIRE_PROVENANCE, DERIVES_FROM propagation</w:t>
             </w:r>
@@ -305,11 +475,23 @@
           <w:tcPr>
             <w:tcW w:type="dxa" w:w="5170"/>
             <w:vAlign w:val="center"/>
+            <w:tcMar>
+              <w:top w:w="70" w:type="dxa"/>
+              <w:start w:w="90" w:type="dxa"/>
+              <w:bottom w:w="70" w:type="dxa"/>
+              <w:end w:w="90" w:type="dxa"/>
+            </w:tcMar>
           </w:tcPr>
           <w:p>
+            <w:pPr>
+              <w:spacing w:after="40" w:before="20" w:line="240" w:lineRule="auto"/>
+              <w:jc w:val="left"/>
+            </w:pPr>
             <w:r>
               <w:rPr>
-                <w:sz w:val="16"/>
+                <w:rFonts w:ascii="Tinos" w:hAnsi="Tinos" w:eastAsia="Tinos"/>
+                <w:color w:val="000000"/>
+                <w:sz w:val="18"/>
               </w:rPr>
               <w:t>Evidence roles</w:t>
             </w:r>
@@ -319,11 +501,23 @@
           <w:tcPr>
             <w:tcW w:type="dxa" w:w="5170"/>
             <w:vAlign w:val="center"/>
+            <w:tcMar>
+              <w:top w:w="70" w:type="dxa"/>
+              <w:start w:w="90" w:type="dxa"/>
+              <w:bottom w:w="70" w:type="dxa"/>
+              <w:end w:w="90" w:type="dxa"/>
+            </w:tcMar>
           </w:tcPr>
           <w:p>
+            <w:pPr>
+              <w:spacing w:after="40" w:before="20" w:line="240" w:lineRule="auto"/>
+              <w:jc w:val="left"/>
+            </w:pPr>
             <w:r>
               <w:rPr>
-                <w:sz w:val="16"/>
+                <w:rFonts w:ascii="Tinos" w:hAnsi="Tinos" w:eastAsia="Tinos"/>
+                <w:color w:val="000000"/>
+                <w:sz w:val="18"/>
               </w:rPr>
               <w:t>GOVERNING, PRIMARY, CORROBORATING, SUPPLEMENTARY, CONTEXTUAL, CONTRADICTORY, EXCLUDED</w:t>
             </w:r>
@@ -332,7 +526,17 @@
       </w:tr>
     </w:tbl>
     <w:p>
+      <w:pPr>
+        <w:widowControl/>
+        <w:spacing w:after="120" w:line="259" w:lineRule="auto"/>
+        <w:jc w:val="both"/>
+      </w:pPr>
       <w:r>
+        <w:rPr>
+          <w:rFonts w:ascii="Tinos" w:hAnsi="Tinos" w:eastAsia="Tinos"/>
+          <w:color w:val="000000"/>
+          <w:sz w:val="22"/>
+        </w:rPr>
         <w:t>Selection is not admission. Retrieval relevance MUST NOT by itself establish permission to influence Analysis. Authority, priority, applicability, and evidence role MUST remain independently representable.</w:t>
       </w:r>
     </w:p>
@@ -341,11 +545,26 @@
         <w:pStyle w:val="Heading1"/>
       </w:pPr>
       <w:r>
+        <w:rPr>
+          <w:rFonts w:ascii="Tinos" w:hAnsi="Tinos" w:eastAsia="Tinos"/>
+          <w:color w:val="000000"/>
+          <w:sz w:val="26"/>
+        </w:rPr>
         <w:t>B.3 ANALYSIS GOVERNANCE</w:t>
       </w:r>
     </w:p>
     <w:p>
+      <w:pPr>
+        <w:widowControl/>
+        <w:spacing w:after="120" w:line="259" w:lineRule="auto"/>
+        <w:jc w:val="both"/>
+      </w:pPr>
       <w:r>
+        <w:rPr>
+          <w:rFonts w:ascii="Tinos" w:hAnsi="Tinos" w:eastAsia="Tinos"/>
+          <w:color w:val="000000"/>
+          <w:sz w:val="22"/>
+        </w:rPr>
         <w:t>Question: What analytical computation may be performed on admissible knowledge? Analysis Governance governs method, model, tools, inference, transformation, evidence sufficiency, validation, and processing environment.</w:t>
       </w:r>
     </w:p>
@@ -354,7 +573,16 @@
         <w:tblStyle w:val="TableGrid"/>
         <w:tblW w:type="auto" w:w="0"/>
         <w:jc w:val="center"/>
+        <w:tblLayout w:type="autofit"/>
         <w:tblLook w:firstColumn="1" w:firstRow="1" w:lastColumn="0" w:lastRow="0" w:noHBand="0" w:noVBand="1" w:val="04A0"/>
+        <w:tblBorders>
+          <w:top w:val="single" w:sz="5" w:space="0" w:color="B7B7B7"/>
+          <w:left w:val="single" w:sz="5" w:space="0" w:color="B7B7B7"/>
+          <w:bottom w:val="single" w:sz="5" w:space="0" w:color="B7B7B7"/>
+          <w:right w:val="single" w:sz="5" w:space="0" w:color="B7B7B7"/>
+          <w:insideH w:val="single" w:sz="5" w:space="0" w:color="B7B7B7"/>
+          <w:insideV w:val="single" w:sz="5" w:space="0" w:color="B7B7B7"/>
+        </w:tblBorders>
       </w:tblPr>
       <w:tblGrid>
         <w:gridCol w:w="5170"/>
@@ -364,18 +592,31 @@
         <w:trPr>
           <w:tblHeader w:val="true"/>
           <w:cantSplit w:val="true"/>
+          <w:tblHeader w:val="true"/>
         </w:trPr>
         <w:tc>
           <w:tcPr>
             <w:tcW w:type="dxa" w:w="5170"/>
-            <w:shd w:fill="EDEDED"/>
+            <w:shd w:fill="EEEEEE"/>
             <w:vAlign w:val="center"/>
+            <w:tcMar>
+              <w:top w:w="70" w:type="dxa"/>
+              <w:start w:w="90" w:type="dxa"/>
+              <w:bottom w:w="70" w:type="dxa"/>
+              <w:end w:w="90" w:type="dxa"/>
+            </w:tcMar>
           </w:tcPr>
           <w:p>
+            <w:pPr>
+              <w:spacing w:after="40" w:before="20" w:line="240" w:lineRule="auto"/>
+              <w:jc w:val="left"/>
+            </w:pPr>
             <w:r>
               <w:rPr>
+                <w:rFonts w:ascii="Tinos" w:hAnsi="Tinos" w:eastAsia="Tinos"/>
                 <w:b/>
-                <w:sz w:val="16"/>
+                <w:color w:val="000000"/>
+                <w:sz w:val="18"/>
               </w:rPr>
               <w:t>Control family</w:t>
             </w:r>
@@ -384,14 +625,26 @@
         <w:tc>
           <w:tcPr>
             <w:tcW w:type="dxa" w:w="5170"/>
-            <w:shd w:fill="EDEDED"/>
+            <w:shd w:fill="EEEEEE"/>
             <w:vAlign w:val="center"/>
+            <w:tcMar>
+              <w:top w:w="70" w:type="dxa"/>
+              <w:start w:w="90" w:type="dxa"/>
+              <w:bottom w:w="70" w:type="dxa"/>
+              <w:end w:w="90" w:type="dxa"/>
+            </w:tcMar>
           </w:tcPr>
           <w:p>
+            <w:pPr>
+              <w:spacing w:after="40" w:before="20" w:line="240" w:lineRule="auto"/>
+              <w:jc w:val="left"/>
+            </w:pPr>
             <w:r>
               <w:rPr>
+                <w:rFonts w:ascii="Tinos" w:hAnsi="Tinos" w:eastAsia="Tinos"/>
                 <w:b/>
-                <w:sz w:val="16"/>
+                <w:color w:val="000000"/>
+                <w:sz w:val="18"/>
               </w:rPr>
               <w:t>Examples</w:t>
             </w:r>
@@ -406,11 +659,23 @@
           <w:tcPr>
             <w:tcW w:type="dxa" w:w="5170"/>
             <w:vAlign w:val="center"/>
+            <w:tcMar>
+              <w:top w:w="70" w:type="dxa"/>
+              <w:start w:w="90" w:type="dxa"/>
+              <w:bottom w:w="70" w:type="dxa"/>
+              <w:end w:w="90" w:type="dxa"/>
+            </w:tcMar>
           </w:tcPr>
           <w:p>
+            <w:pPr>
+              <w:spacing w:after="40" w:before="20" w:line="240" w:lineRule="auto"/>
+              <w:jc w:val="left"/>
+            </w:pPr>
             <w:r>
               <w:rPr>
-                <w:sz w:val="16"/>
+                <w:rFonts w:ascii="Tinos" w:hAnsi="Tinos" w:eastAsia="Tinos"/>
+                <w:color w:val="000000"/>
+                <w:sz w:val="18"/>
               </w:rPr>
               <w:t>Method</w:t>
             </w:r>
@@ -420,11 +685,23 @@
           <w:tcPr>
             <w:tcW w:type="dxa" w:w="5170"/>
             <w:vAlign w:val="center"/>
+            <w:tcMar>
+              <w:top w:w="70" w:type="dxa"/>
+              <w:start w:w="90" w:type="dxa"/>
+              <w:bottom w:w="70" w:type="dxa"/>
+              <w:end w:w="90" w:type="dxa"/>
+            </w:tcMar>
           </w:tcPr>
           <w:p>
+            <w:pPr>
+              <w:spacing w:after="40" w:before="20" w:line="240" w:lineRule="auto"/>
+              <w:jc w:val="left"/>
+            </w:pPr>
             <w:r>
               <w:rPr>
-                <w:sz w:val="16"/>
+                <w:rFonts w:ascii="Tinos" w:hAnsi="Tinos" w:eastAsia="Tinos"/>
+                <w:color w:val="000000"/>
+                <w:sz w:val="18"/>
               </w:rPr>
               <w:t>COMPARE, CLASSIFY, SUMMARIZE, CALCULATE, SCORE, ESTIMATE, INFER, VERIFY</w:t>
             </w:r>
@@ -439,11 +716,23 @@
           <w:tcPr>
             <w:tcW w:type="dxa" w:w="5170"/>
             <w:vAlign w:val="center"/>
+            <w:tcMar>
+              <w:top w:w="70" w:type="dxa"/>
+              <w:start w:w="90" w:type="dxa"/>
+              <w:bottom w:w="70" w:type="dxa"/>
+              <w:end w:w="90" w:type="dxa"/>
+            </w:tcMar>
           </w:tcPr>
           <w:p>
+            <w:pPr>
+              <w:spacing w:after="40" w:before="20" w:line="240" w:lineRule="auto"/>
+              <w:jc w:val="left"/>
+            </w:pPr>
             <w:r>
               <w:rPr>
-                <w:sz w:val="16"/>
+                <w:rFonts w:ascii="Tinos" w:hAnsi="Tinos" w:eastAsia="Tinos"/>
+                <w:color w:val="000000"/>
+                <w:sz w:val="18"/>
               </w:rPr>
               <w:t>Transformation</w:t>
             </w:r>
@@ -453,11 +742,23 @@
           <w:tcPr>
             <w:tcW w:type="dxa" w:w="5170"/>
             <w:vAlign w:val="center"/>
+            <w:tcMar>
+              <w:top w:w="70" w:type="dxa"/>
+              <w:start w:w="90" w:type="dxa"/>
+              <w:bottom w:w="70" w:type="dxa"/>
+              <w:end w:w="90" w:type="dxa"/>
+            </w:tcMar>
           </w:tcPr>
           <w:p>
+            <w:pPr>
+              <w:spacing w:after="40" w:before="20" w:line="240" w:lineRule="auto"/>
+              <w:jc w:val="left"/>
+            </w:pPr>
             <w:r>
               <w:rPr>
-                <w:sz w:val="16"/>
+                <w:rFonts w:ascii="Tinos" w:hAnsi="Tinos" w:eastAsia="Tinos"/>
+                <w:color w:val="000000"/>
+                <w:sz w:val="18"/>
               </w:rPr>
               <w:t>FILTER, SAMPLE, GROUP, AGGREGATE, NORMALIZE, WEIGHT, BALANCE</w:t>
             </w:r>
@@ -472,11 +773,23 @@
           <w:tcPr>
             <w:tcW w:type="dxa" w:w="5170"/>
             <w:vAlign w:val="center"/>
+            <w:tcMar>
+              <w:top w:w="70" w:type="dxa"/>
+              <w:start w:w="90" w:type="dxa"/>
+              <w:bottom w:w="70" w:type="dxa"/>
+              <w:end w:w="90" w:type="dxa"/>
+            </w:tcMar>
           </w:tcPr>
           <w:p>
+            <w:pPr>
+              <w:spacing w:after="40" w:before="20" w:line="240" w:lineRule="auto"/>
+              <w:jc w:val="left"/>
+            </w:pPr>
             <w:r>
               <w:rPr>
-                <w:sz w:val="16"/>
+                <w:rFonts w:ascii="Tinos" w:hAnsi="Tinos" w:eastAsia="Tinos"/>
+                <w:color w:val="000000"/>
+                <w:sz w:val="18"/>
               </w:rPr>
               <w:t>Evidence constraints</w:t>
             </w:r>
@@ -486,11 +799,23 @@
           <w:tcPr>
             <w:tcW w:type="dxa" w:w="5170"/>
             <w:vAlign w:val="center"/>
+            <w:tcMar>
+              <w:top w:w="70" w:type="dxa"/>
+              <w:start w:w="90" w:type="dxa"/>
+              <w:bottom w:w="70" w:type="dxa"/>
+              <w:end w:w="90" w:type="dxa"/>
+            </w:tcMar>
           </w:tcPr>
           <w:p>
+            <w:pPr>
+              <w:spacing w:after="40" w:before="20" w:line="240" w:lineRule="auto"/>
+              <w:jc w:val="left"/>
+            </w:pPr>
             <w:r>
               <w:rPr>
-                <w:sz w:val="16"/>
+                <w:rFonts w:ascii="Tinos" w:hAnsi="Tinos" w:eastAsia="Tinos"/>
+                <w:color w:val="000000"/>
+                <w:sz w:val="18"/>
               </w:rPr>
               <w:t>REQUIRE_CORROBORATION, REQUIRE_SECOND_SOURCE, PRESERVE_CONFLICT</w:t>
             </w:r>
@@ -505,11 +830,23 @@
           <w:tcPr>
             <w:tcW w:type="dxa" w:w="5170"/>
             <w:vAlign w:val="center"/>
+            <w:tcMar>
+              <w:top w:w="70" w:type="dxa"/>
+              <w:start w:w="90" w:type="dxa"/>
+              <w:bottom w:w="70" w:type="dxa"/>
+              <w:end w:w="90" w:type="dxa"/>
+            </w:tcMar>
           </w:tcPr>
           <w:p>
+            <w:pPr>
+              <w:spacing w:after="40" w:before="20" w:line="240" w:lineRule="auto"/>
+              <w:jc w:val="left"/>
+            </w:pPr>
             <w:r>
               <w:rPr>
-                <w:sz w:val="16"/>
+                <w:rFonts w:ascii="Tinos" w:hAnsi="Tinos" w:eastAsia="Tinos"/>
+                <w:color w:val="000000"/>
+                <w:sz w:val="18"/>
               </w:rPr>
               <w:t>Inference constraints</w:t>
             </w:r>
@@ -519,11 +856,23 @@
           <w:tcPr>
             <w:tcW w:type="dxa" w:w="5170"/>
             <w:vAlign w:val="center"/>
+            <w:tcMar>
+              <w:top w:w="70" w:type="dxa"/>
+              <w:start w:w="90" w:type="dxa"/>
+              <w:bottom w:w="70" w:type="dxa"/>
+              <w:end w:w="90" w:type="dxa"/>
+            </w:tcMar>
           </w:tcPr>
           <w:p>
+            <w:pPr>
+              <w:spacing w:after="40" w:before="20" w:line="240" w:lineRule="auto"/>
+              <w:jc w:val="left"/>
+            </w:pPr>
             <w:r>
               <w:rPr>
-                <w:sz w:val="16"/>
+                <w:rFonts w:ascii="Tinos" w:hAnsi="Tinos" w:eastAsia="Tinos"/>
+                <w:color w:val="000000"/>
+                <w:sz w:val="18"/>
               </w:rPr>
               <w:t>DO_NOT_INFER, LIMIT_INFERENCE, explicit missing-value rules</w:t>
             </w:r>
@@ -538,11 +887,23 @@
           <w:tcPr>
             <w:tcW w:type="dxa" w:w="5170"/>
             <w:vAlign w:val="center"/>
+            <w:tcMar>
+              <w:top w:w="70" w:type="dxa"/>
+              <w:start w:w="90" w:type="dxa"/>
+              <w:bottom w:w="70" w:type="dxa"/>
+              <w:end w:w="90" w:type="dxa"/>
+            </w:tcMar>
           </w:tcPr>
           <w:p>
+            <w:pPr>
+              <w:spacing w:after="40" w:before="20" w:line="240" w:lineRule="auto"/>
+              <w:jc w:val="left"/>
+            </w:pPr>
             <w:r>
               <w:rPr>
-                <w:sz w:val="16"/>
+                <w:rFonts w:ascii="Tinos" w:hAnsi="Tinos" w:eastAsia="Tinos"/>
+                <w:color w:val="000000"/>
+                <w:sz w:val="18"/>
               </w:rPr>
               <w:t>Validation</w:t>
             </w:r>
@@ -552,11 +913,23 @@
           <w:tcPr>
             <w:tcW w:type="dxa" w:w="5170"/>
             <w:vAlign w:val="center"/>
+            <w:tcMar>
+              <w:top w:w="70" w:type="dxa"/>
+              <w:start w:w="90" w:type="dxa"/>
+              <w:bottom w:w="70" w:type="dxa"/>
+              <w:end w:w="90" w:type="dxa"/>
+            </w:tcMar>
           </w:tcPr>
           <w:p>
+            <w:pPr>
+              <w:spacing w:after="40" w:before="20" w:line="240" w:lineRule="auto"/>
+              <w:jc w:val="left"/>
+            </w:pPr>
             <w:r>
               <w:rPr>
-                <w:sz w:val="16"/>
+                <w:rFonts w:ascii="Tinos" w:hAnsi="Tinos" w:eastAsia="Tinos"/>
+                <w:color w:val="000000"/>
+                <w:sz w:val="18"/>
               </w:rPr>
               <w:t>REQUIRE_VALIDATION, confidence thresholds, human validation, reprocess</w:t>
             </w:r>
@@ -571,11 +944,23 @@
           <w:tcPr>
             <w:tcW w:type="dxa" w:w="5170"/>
             <w:vAlign w:val="center"/>
+            <w:tcMar>
+              <w:top w:w="70" w:type="dxa"/>
+              <w:start w:w="90" w:type="dxa"/>
+              <w:bottom w:w="70" w:type="dxa"/>
+              <w:end w:w="90" w:type="dxa"/>
+            </w:tcMar>
           </w:tcPr>
           <w:p>
+            <w:pPr>
+              <w:spacing w:after="40" w:before="20" w:line="240" w:lineRule="auto"/>
+              <w:jc w:val="left"/>
+            </w:pPr>
             <w:r>
               <w:rPr>
-                <w:sz w:val="16"/>
+                <w:rFonts w:ascii="Tinos" w:hAnsi="Tinos" w:eastAsia="Tinos"/>
+                <w:color w:val="000000"/>
+                <w:sz w:val="18"/>
               </w:rPr>
               <w:t>Execution resource</w:t>
             </w:r>
@@ -585,11 +970,23 @@
           <w:tcPr>
             <w:tcW w:type="dxa" w:w="5170"/>
             <w:vAlign w:val="center"/>
+            <w:tcMar>
+              <w:top w:w="70" w:type="dxa"/>
+              <w:start w:w="90" w:type="dxa"/>
+              <w:bottom w:w="70" w:type="dxa"/>
+              <w:end w:w="90" w:type="dxa"/>
+            </w:tcMar>
           </w:tcPr>
           <w:p>
+            <w:pPr>
+              <w:spacing w:after="40" w:before="20" w:line="240" w:lineRule="auto"/>
+              <w:jc w:val="left"/>
+            </w:pPr>
             <w:r>
               <w:rPr>
-                <w:sz w:val="16"/>
+                <w:rFonts w:ascii="Tinos" w:hAnsi="Tinos" w:eastAsia="Tinos"/>
+                <w:color w:val="000000"/>
+                <w:sz w:val="18"/>
               </w:rPr>
               <w:t>approved model/version, approved tool, approved region, customer-controlled deployment, no fallback</w:t>
             </w:r>
@@ -598,12 +995,32 @@
       </w:tr>
     </w:tbl>
     <w:p>
+      <w:pPr>
+        <w:widowControl/>
+        <w:spacing w:after="120" w:line="259" w:lineRule="auto"/>
+        <w:jc w:val="both"/>
+      </w:pPr>
       <w:r>
+        <w:rPr>
+          <w:rFonts w:ascii="Tinos" w:hAnsi="Tinos" w:eastAsia="Tinos"/>
+          <w:color w:val="000000"/>
+          <w:sz w:val="22"/>
+        </w:rPr>
         <w:t>Human participation at this stage is analytical validation, not consequence ownership. Example: an AI classification with confidence below a policy threshold may require a human validator before a result is eligible for consequence routing.</w:t>
       </w:r>
     </w:p>
     <w:p>
+      <w:pPr>
+        <w:widowControl/>
+        <w:spacing w:after="120" w:line="259" w:lineRule="auto"/>
+        <w:jc w:val="both"/>
+      </w:pPr>
       <w:r>
+        <w:rPr>
+          <w:rFonts w:ascii="Tinos" w:hAnsi="Tinos" w:eastAsia="Tinos"/>
+          <w:color w:val="000000"/>
+          <w:sz w:val="22"/>
+        </w:rPr>
         <w:t>Model and geographic routing are primarily Analysis Governance concerns when they determine which resource may compute over governed evidence. A tool call used only to retrieve or transform evidence also remains within Analysis Governance unless it changes external business state as a consequence of the result.</w:t>
       </w:r>
     </w:p>
@@ -612,16 +1029,41 @@
         <w:pStyle w:val="Heading1"/>
       </w:pPr>
       <w:r>
+        <w:rPr>
+          <w:rFonts w:ascii="Tinos" w:hAnsi="Tinos" w:eastAsia="Tinos"/>
+          <w:color w:val="000000"/>
+          <w:sz w:val="26"/>
+        </w:rPr>
         <w:t>B.4 CONSEQUENCE GOVERNANCE</w:t>
       </w:r>
     </w:p>
     <w:p>
+      <w:pPr>
+        <w:widowControl/>
+        <w:spacing w:after="120" w:line="259" w:lineRule="auto"/>
+        <w:jc w:val="both"/>
+      </w:pPr>
       <w:r>
+        <w:rPr>
+          <w:rFonts w:ascii="Tinos" w:hAnsi="Tinos" w:eastAsia="Tinos"/>
+          <w:color w:val="000000"/>
+          <w:sz w:val="22"/>
+        </w:rPr>
         <w:t>At a given consequence decision point, one primary disposition is selected. Auxiliary notifications or logging may occur without changing that primary disposition. Subsequent governed cycles may select a different disposition, and DECIDE may transition to ACT after an authorized human decision.</w:t>
       </w:r>
     </w:p>
     <w:p>
+      <w:pPr>
+        <w:widowControl/>
+        <w:spacing w:after="120" w:line="259" w:lineRule="auto"/>
+        <w:jc w:val="both"/>
+      </w:pPr>
       <w:r>
+        <w:rPr>
+          <w:rFonts w:ascii="Tinos" w:hAnsi="Tinos" w:eastAsia="Tinos"/>
+          <w:color w:val="000000"/>
+          <w:sz w:val="22"/>
+        </w:rPr>
         <w:t>Question: What is the governed AnalysisResult permitted to cause? Consequence Governance separates information from decision rights and machine execution.</w:t>
       </w:r>
     </w:p>
@@ -630,7 +1072,16 @@
         <w:tblStyle w:val="TableGrid"/>
         <w:tblW w:type="auto" w:w="0"/>
         <w:jc w:val="center"/>
+        <w:tblLayout w:type="autofit"/>
         <w:tblLook w:firstColumn="1" w:firstRow="1" w:lastColumn="0" w:lastRow="0" w:noHBand="0" w:noVBand="1" w:val="04A0"/>
+        <w:tblBorders>
+          <w:top w:val="single" w:sz="5" w:space="0" w:color="B7B7B7"/>
+          <w:left w:val="single" w:sz="5" w:space="0" w:color="B7B7B7"/>
+          <w:bottom w:val="single" w:sz="5" w:space="0" w:color="B7B7B7"/>
+          <w:right w:val="single" w:sz="5" w:space="0" w:color="B7B7B7"/>
+          <w:insideH w:val="single" w:sz="5" w:space="0" w:color="B7B7B7"/>
+          <w:insideV w:val="single" w:sz="5" w:space="0" w:color="B7B7B7"/>
+        </w:tblBorders>
       </w:tblPr>
       <w:tblGrid>
         <w:gridCol w:w="3447"/>
@@ -641,18 +1092,31 @@
         <w:trPr>
           <w:tblHeader w:val="true"/>
           <w:cantSplit w:val="true"/>
+          <w:tblHeader w:val="true"/>
         </w:trPr>
         <w:tc>
           <w:tcPr>
             <w:tcW w:type="dxa" w:w="3447"/>
-            <w:shd w:fill="EDEDED"/>
+            <w:shd w:fill="EEEEEE"/>
             <w:vAlign w:val="center"/>
+            <w:tcMar>
+              <w:top w:w="70" w:type="dxa"/>
+              <w:start w:w="90" w:type="dxa"/>
+              <w:bottom w:w="70" w:type="dxa"/>
+              <w:end w:w="90" w:type="dxa"/>
+            </w:tcMar>
           </w:tcPr>
           <w:p>
+            <w:pPr>
+              <w:spacing w:after="40" w:before="20" w:line="240" w:lineRule="auto"/>
+              <w:jc w:val="left"/>
+            </w:pPr>
             <w:r>
               <w:rPr>
+                <w:rFonts w:ascii="Tinos" w:hAnsi="Tinos" w:eastAsia="Tinos"/>
                 <w:b/>
-                <w:sz w:val="16"/>
+                <w:color w:val="000000"/>
+                <w:sz w:val="18"/>
               </w:rPr>
               <w:t>Disposition</w:t>
             </w:r>
@@ -661,14 +1125,26 @@
         <w:tc>
           <w:tcPr>
             <w:tcW w:type="dxa" w:w="3447"/>
-            <w:shd w:fill="EDEDED"/>
+            <w:shd w:fill="EEEEEE"/>
             <w:vAlign w:val="center"/>
+            <w:tcMar>
+              <w:top w:w="70" w:type="dxa"/>
+              <w:start w:w="90" w:type="dxa"/>
+              <w:bottom w:w="70" w:type="dxa"/>
+              <w:end w:w="90" w:type="dxa"/>
+            </w:tcMar>
           </w:tcPr>
           <w:p>
+            <w:pPr>
+              <w:spacing w:after="40" w:before="20" w:line="240" w:lineRule="auto"/>
+              <w:jc w:val="left"/>
+            </w:pPr>
             <w:r>
               <w:rPr>
+                <w:rFonts w:ascii="Tinos" w:hAnsi="Tinos" w:eastAsia="Tinos"/>
                 <w:b/>
-                <w:sz w:val="16"/>
+                <w:color w:val="000000"/>
+                <w:sz w:val="18"/>
               </w:rPr>
               <w:t>Meaning</w:t>
             </w:r>
@@ -677,14 +1153,26 @@
         <w:tc>
           <w:tcPr>
             <w:tcW w:type="dxa" w:w="3447"/>
-            <w:shd w:fill="EDEDED"/>
+            <w:shd w:fill="EEEEEE"/>
             <w:vAlign w:val="center"/>
+            <w:tcMar>
+              <w:top w:w="70" w:type="dxa"/>
+              <w:start w:w="90" w:type="dxa"/>
+              <w:bottom w:w="70" w:type="dxa"/>
+              <w:end w:w="90" w:type="dxa"/>
+            </w:tcMar>
           </w:tcPr>
           <w:p>
+            <w:pPr>
+              <w:spacing w:after="40" w:before="20" w:line="240" w:lineRule="auto"/>
+              <w:jc w:val="left"/>
+            </w:pPr>
             <w:r>
               <w:rPr>
+                <w:rFonts w:ascii="Tinos" w:hAnsi="Tinos" w:eastAsia="Tinos"/>
                 <w:b/>
-                <w:sz w:val="16"/>
+                <w:color w:val="000000"/>
+                <w:sz w:val="18"/>
               </w:rPr>
               <w:t>Typical next step</w:t>
             </w:r>
@@ -699,11 +1187,23 @@
           <w:tcPr>
             <w:tcW w:type="dxa" w:w="3447"/>
             <w:vAlign w:val="center"/>
+            <w:tcMar>
+              <w:top w:w="70" w:type="dxa"/>
+              <w:start w:w="90" w:type="dxa"/>
+              <w:bottom w:w="70" w:type="dxa"/>
+              <w:end w:w="90" w:type="dxa"/>
+            </w:tcMar>
           </w:tcPr>
           <w:p>
+            <w:pPr>
+              <w:spacing w:after="40" w:before="20" w:line="240" w:lineRule="auto"/>
+              <w:jc w:val="left"/>
+            </w:pPr>
             <w:r>
               <w:rPr>
-                <w:sz w:val="16"/>
+                <w:rFonts w:ascii="Tinos" w:hAnsi="Tinos" w:eastAsia="Tinos"/>
+                <w:color w:val="000000"/>
+                <w:sz w:val="18"/>
               </w:rPr>
               <w:t>INFORM</w:t>
             </w:r>
@@ -713,11 +1213,23 @@
           <w:tcPr>
             <w:tcW w:type="dxa" w:w="3447"/>
             <w:vAlign w:val="center"/>
+            <w:tcMar>
+              <w:top w:w="70" w:type="dxa"/>
+              <w:start w:w="90" w:type="dxa"/>
+              <w:bottom w:w="70" w:type="dxa"/>
+              <w:end w:w="90" w:type="dxa"/>
+            </w:tcMar>
           </w:tcPr>
           <w:p>
+            <w:pPr>
+              <w:spacing w:after="40" w:before="20" w:line="240" w:lineRule="auto"/>
+              <w:jc w:val="left"/>
+            </w:pPr>
             <w:r>
               <w:rPr>
-                <w:sz w:val="16"/>
+                <w:rFonts w:ascii="Tinos" w:hAnsi="Tinos" w:eastAsia="Tinos"/>
+                <w:color w:val="000000"/>
+                <w:sz w:val="18"/>
               </w:rPr>
               <w:t>The governed result is the authorized endpoint.</w:t>
             </w:r>
@@ -727,11 +1239,23 @@
           <w:tcPr>
             <w:tcW w:type="dxa" w:w="3447"/>
             <w:vAlign w:val="center"/>
+            <w:tcMar>
+              <w:top w:w="70" w:type="dxa"/>
+              <w:start w:w="90" w:type="dxa"/>
+              <w:bottom w:w="70" w:type="dxa"/>
+              <w:end w:w="90" w:type="dxa"/>
+            </w:tcMar>
           </w:tcPr>
           <w:p>
+            <w:pPr>
+              <w:spacing w:after="40" w:before="20" w:line="240" w:lineRule="auto"/>
+              <w:jc w:val="left"/>
+            </w:pPr>
             <w:r>
               <w:rPr>
-                <w:sz w:val="16"/>
+                <w:rFonts w:ascii="Tinos" w:hAnsi="Tinos" w:eastAsia="Tinos"/>
+                <w:color w:val="000000"/>
+                <w:sz w:val="18"/>
               </w:rPr>
               <w:t>Return, display, store, report.</w:t>
             </w:r>
@@ -746,11 +1270,23 @@
           <w:tcPr>
             <w:tcW w:type="dxa" w:w="3447"/>
             <w:vAlign w:val="center"/>
+            <w:tcMar>
+              <w:top w:w="70" w:type="dxa"/>
+              <w:start w:w="90" w:type="dxa"/>
+              <w:bottom w:w="70" w:type="dxa"/>
+              <w:end w:w="90" w:type="dxa"/>
+            </w:tcMar>
           </w:tcPr>
           <w:p>
+            <w:pPr>
+              <w:spacing w:after="40" w:before="20" w:line="240" w:lineRule="auto"/>
+              <w:jc w:val="left"/>
+            </w:pPr>
             <w:r>
               <w:rPr>
-                <w:sz w:val="16"/>
+                <w:rFonts w:ascii="Tinos" w:hAnsi="Tinos" w:eastAsia="Tinos"/>
+                <w:color w:val="000000"/>
+                <w:sz w:val="18"/>
               </w:rPr>
               <w:t>DECIDE</w:t>
             </w:r>
@@ -760,11 +1296,23 @@
           <w:tcPr>
             <w:tcW w:type="dxa" w:w="3447"/>
             <w:vAlign w:val="center"/>
+            <w:tcMar>
+              <w:top w:w="70" w:type="dxa"/>
+              <w:start w:w="90" w:type="dxa"/>
+              <w:bottom w:w="70" w:type="dxa"/>
+              <w:end w:w="90" w:type="dxa"/>
+            </w:tcMar>
           </w:tcPr>
           <w:p>
+            <w:pPr>
+              <w:spacing w:after="40" w:before="20" w:line="240" w:lineRule="auto"/>
+              <w:jc w:val="left"/>
+            </w:pPr>
             <w:r>
               <w:rPr>
-                <w:sz w:val="16"/>
+                <w:rFonts w:ascii="Tinos" w:hAnsi="Tinos" w:eastAsia="Tinos"/>
+                <w:color w:val="000000"/>
+                <w:sz w:val="18"/>
               </w:rPr>
               <w:t>A human/accountable role owns the next consequential choice.</w:t>
             </w:r>
@@ -774,11 +1322,23 @@
           <w:tcPr>
             <w:tcW w:type="dxa" w:w="3447"/>
             <w:vAlign w:val="center"/>
+            <w:tcMar>
+              <w:top w:w="70" w:type="dxa"/>
+              <w:start w:w="90" w:type="dxa"/>
+              <w:bottom w:w="70" w:type="dxa"/>
+              <w:end w:w="90" w:type="dxa"/>
+            </w:tcMar>
           </w:tcPr>
           <w:p>
+            <w:pPr>
+              <w:spacing w:after="40" w:before="20" w:line="240" w:lineRule="auto"/>
+              <w:jc w:val="left"/>
+            </w:pPr>
             <w:r>
               <w:rPr>
-                <w:sz w:val="16"/>
+                <w:rFonts w:ascii="Tinos" w:hAnsi="Tinos" w:eastAsia="Tinos"/>
+                <w:color w:val="000000"/>
+                <w:sz w:val="18"/>
               </w:rPr>
               <w:t>Approve, deny, modify, consent, request evidence, defer, escalate.</w:t>
             </w:r>
@@ -793,11 +1353,23 @@
           <w:tcPr>
             <w:tcW w:type="dxa" w:w="3447"/>
             <w:vAlign w:val="center"/>
+            <w:tcMar>
+              <w:top w:w="70" w:type="dxa"/>
+              <w:start w:w="90" w:type="dxa"/>
+              <w:bottom w:w="70" w:type="dxa"/>
+              <w:end w:w="90" w:type="dxa"/>
+            </w:tcMar>
           </w:tcPr>
           <w:p>
+            <w:pPr>
+              <w:spacing w:after="40" w:before="20" w:line="240" w:lineRule="auto"/>
+              <w:jc w:val="left"/>
+            </w:pPr>
             <w:r>
               <w:rPr>
-                <w:sz w:val="16"/>
+                <w:rFonts w:ascii="Tinos" w:hAnsi="Tinos" w:eastAsia="Tinos"/>
+                <w:color w:val="000000"/>
+                <w:sz w:val="18"/>
               </w:rPr>
               <w:t>ACT</w:t>
             </w:r>
@@ -807,11 +1379,23 @@
           <w:tcPr>
             <w:tcW w:type="dxa" w:w="3447"/>
             <w:vAlign w:val="center"/>
+            <w:tcMar>
+              <w:top w:w="70" w:type="dxa"/>
+              <w:start w:w="90" w:type="dxa"/>
+              <w:bottom w:w="70" w:type="dxa"/>
+              <w:end w:w="90" w:type="dxa"/>
+            </w:tcMar>
           </w:tcPr>
           <w:p>
+            <w:pPr>
+              <w:spacing w:after="40" w:before="20" w:line="240" w:lineRule="auto"/>
+              <w:jc w:val="left"/>
+            </w:pPr>
             <w:r>
               <w:rPr>
-                <w:sz w:val="16"/>
+                <w:rFonts w:ascii="Tinos" w:hAnsi="Tinos" w:eastAsia="Tinos"/>
+                <w:color w:val="000000"/>
+                <w:sz w:val="18"/>
               </w:rPr>
               <w:t>A machine-executable side effect is authorized subject to action policy.</w:t>
             </w:r>
@@ -821,11 +1405,23 @@
           <w:tcPr>
             <w:tcW w:type="dxa" w:w="3447"/>
             <w:vAlign w:val="center"/>
+            <w:tcMar>
+              <w:top w:w="70" w:type="dxa"/>
+              <w:start w:w="90" w:type="dxa"/>
+              <w:bottom w:w="70" w:type="dxa"/>
+              <w:end w:w="90" w:type="dxa"/>
+            </w:tcMar>
           </w:tcPr>
           <w:p>
+            <w:pPr>
+              <w:spacing w:after="40" w:before="20" w:line="240" w:lineRule="auto"/>
+              <w:jc w:val="left"/>
+            </w:pPr>
             <w:r>
               <w:rPr>
-                <w:sz w:val="16"/>
+                <w:rFonts w:ascii="Tinos" w:hAnsi="Tinos" w:eastAsia="Tinos"/>
+                <w:color w:val="000000"/>
+                <w:sz w:val="18"/>
               </w:rPr>
               <w:t>API/tool/workflow/database/message or other external state change.</w:t>
             </w:r>
@@ -834,46 +1430,25 @@
       </w:tr>
     </w:tbl>
     <w:p>
-      <w:r>
-        <w:drawing>
-          <wp:inline xmlns:a="http://schemas.openxmlformats.org/drawingml/2006/main" xmlns:pic="http://schemas.openxmlformats.org/drawingml/2006/picture">
-            <wp:extent cx="6035040" cy="3218688"/>
-            <wp:docPr id="2" name="Picture 2"/>
-            <wp:cNvGraphicFramePr>
-              <a:graphicFrameLocks noChangeAspect="1"/>
-            </wp:cNvGraphicFramePr>
-            <a:graphic>
-              <a:graphicData uri="http://schemas.openxmlformats.org/drawingml/2006/picture">
-                <pic:pic>
-                  <pic:nvPicPr>
-                    <pic:cNvPr id="0" name="consequence.png"/>
-                    <pic:cNvPicPr/>
-                  </pic:nvPicPr>
-                  <pic:blipFill>
-                    <a:blip r:embed="rId10"/>
-                    <a:stretch>
-                      <a:fillRect/>
-                    </a:stretch>
-                  </pic:blipFill>
-                  <pic:spPr>
-                    <a:xfrm>
-                      <a:off x="0" y="0"/>
-                      <a:ext cx="6035040" cy="3218688"/>
-                    </a:xfrm>
-                    <a:prstGeom prst="rect"/>
-                  </pic:spPr>
-                </pic:pic>
-              </a:graphicData>
-            </a:graphic>
-          </wp:inline>
-        </w:drawing>
-      </w:r>
+      <w:pPr>
+        <w:keepNext/>
+        <w:spacing w:before="120" w:after="60"/>
+        <w:jc w:val="center"/>
+      </w:pPr>
+      <w:r/>
     </w:p>
     <w:p>
       <w:pPr>
+        <w:pStyle w:val="AcademicCaption"/>
         <w:jc w:val="center"/>
       </w:pPr>
       <w:r>
+        <w:rPr>
+          <w:rFonts w:ascii="Tinos" w:hAnsi="Tinos" w:eastAsia="Tinos"/>
+          <w:i/>
+          <w:color w:val="000000"/>
+          <w:sz w:val="19"/>
+        </w:rPr>
         <w:t>Fig. B-2. Consequence dispositions and DECIDE-to-ACT transition.</w:t>
       </w:r>
     </w:p>
@@ -882,11 +1457,26 @@
         <w:pStyle w:val="Heading1"/>
       </w:pPr>
       <w:r>
+        <w:rPr>
+          <w:rFonts w:ascii="Tinos" w:hAnsi="Tinos" w:eastAsia="Tinos"/>
+          <w:color w:val="000000"/>
+          <w:sz w:val="26"/>
+        </w:rPr>
         <w:t>B.5 DECISION RIGHTS AND HUMAN GOVERNANCE</w:t>
       </w:r>
     </w:p>
     <w:p>
+      <w:pPr>
+        <w:widowControl/>
+        <w:spacing w:after="120" w:line="259" w:lineRule="auto"/>
+        <w:jc w:val="both"/>
+      </w:pPr>
       <w:r>
+        <w:rPr>
+          <w:rFonts w:ascii="Tinos" w:hAnsi="Tinos" w:eastAsia="Tinos"/>
+          <w:color w:val="000000"/>
+          <w:sz w:val="22"/>
+        </w:rPr>
         <w:t>DECIDE MUST identify a decision owner or resolvable role where organizational accountability requires it. Human decisions MAY include APPROVE, DENY, MODIFY, CONSENT, REQUEST_EVIDENCE, DEFER, and ESCALATE. Human validation inside Analysis Governance and human decision ownership inside Consequence Governance are different semantics and SHOULD be audited separately.</w:t>
       </w:r>
     </w:p>
@@ -895,16 +1485,41 @@
         <w:pStyle w:val="Heading1"/>
       </w:pPr>
       <w:r>
+        <w:rPr>
+          <w:rFonts w:ascii="Tinos" w:hAnsi="Tinos" w:eastAsia="Tinos"/>
+          <w:color w:val="000000"/>
+          <w:sz w:val="26"/>
+        </w:rPr>
         <w:t>B.6 MACHINE ACTION AND AGENTIC EXECUTION</w:t>
       </w:r>
     </w:p>
     <w:p>
+      <w:pPr>
+        <w:widowControl/>
+        <w:spacing w:after="120" w:line="259" w:lineRule="auto"/>
+        <w:jc w:val="both"/>
+      </w:pPr>
       <w:r>
+        <w:rPr>
+          <w:rFonts w:ascii="Tinos" w:hAnsi="Tinos" w:eastAsia="Tinos"/>
+          <w:color w:val="000000"/>
+          <w:sz w:val="22"/>
+        </w:rPr>
         <w:t>ACT is technology-neutral. The executor may be an AI agent, API client, workflow system, webhook, deterministic service, or other software. Agentic execution is therefore a consequential specialization of ACT rather than the basis of ADGL. Action authorization MAY include action type, target, Case, purpose, capability grant, expiration, maximum calls, maximum value, data-volume limits, reversibility, redelegation, and rate limits.</w:t>
       </w:r>
     </w:p>
     <w:p>
+      <w:pPr>
+        <w:widowControl/>
+        <w:spacing w:after="120" w:line="259" w:lineRule="auto"/>
+        <w:jc w:val="both"/>
+      </w:pPr>
       <w:r>
+        <w:rPr>
+          <w:rFonts w:ascii="Tinos" w:hAnsi="Tinos" w:eastAsia="Tinos"/>
+          <w:color w:val="000000"/>
+          <w:sz w:val="22"/>
+        </w:rPr>
         <w:t>ADGL policy does not physically enforce a sandbox, firewall, API gateway, or IAM control. External enforcement adapters MUST implement the decision at the relevant boundary. An implementation MUST NOT claim that semantic controls such as LOCAL_ONLY or NO_FALLBACK alone prevent sandbox escape.</w:t>
       </w:r>
     </w:p>
@@ -913,11 +1528,26 @@
         <w:pStyle w:val="Heading1"/>
       </w:pPr>
       <w:r>
+        <w:rPr>
+          <w:rFonts w:ascii="Tinos" w:hAnsi="Tinos" w:eastAsia="Tinos"/>
+          <w:color w:val="000000"/>
+          <w:sz w:val="26"/>
+        </w:rPr>
         <w:t>B.7 AUDIT AND PROVENANCE PLANE</w:t>
       </w:r>
     </w:p>
     <w:p>
+      <w:pPr>
+        <w:widowControl/>
+        <w:spacing w:after="120" w:line="259" w:lineRule="auto"/>
+        <w:jc w:val="both"/>
+      </w:pPr>
       <w:r>
+        <w:rPr>
+          <w:rFonts w:ascii="Tinos" w:hAnsi="Tinos" w:eastAsia="Tinos"/>
+          <w:color w:val="000000"/>
+          <w:sz w:val="22"/>
+        </w:rPr>
         <w:t>Audit records every stage rather than only the final result. Knowledge events record candidate and disposition state. Analysis events record method, executor, transformation, validation, thresholds, conflicts, and result. Consequence events record INFORM/DECIDE/ACT routing, decision-right ownership, human choices, capability grants, action authorization, external result references, and resulting state. Audit MAY be exported to existing SIEM, logging, provenance, or governance systems.</w:t>
       </w:r>
     </w:p>
@@ -926,55 +1556,49 @@
         <w:pStyle w:val="Heading1"/>
       </w:pPr>
       <w:r>
+        <w:rPr>
+          <w:rFonts w:ascii="Tinos" w:hAnsi="Tinos" w:eastAsia="Tinos"/>
+          <w:color w:val="000000"/>
+          <w:sz w:val="26"/>
+        </w:rPr>
         <w:t>B.8 FEEDBACK LOOPS</w:t>
       </w:r>
     </w:p>
     <w:p>
+      <w:pPr>
+        <w:keepNext/>
+        <w:spacing w:before="120" w:after="60"/>
+        <w:jc w:val="center"/>
+      </w:pPr>
+      <w:r/>
+    </w:p>
+    <w:p>
+      <w:pPr>
+        <w:pStyle w:val="AcademicCaption"/>
+        <w:jc w:val="center"/>
+      </w:pPr>
       <w:r>
-        <w:drawing>
-          <wp:inline xmlns:a="http://schemas.openxmlformats.org/drawingml/2006/main" xmlns:pic="http://schemas.openxmlformats.org/drawingml/2006/picture">
-            <wp:extent cx="6035040" cy="3218688"/>
-            <wp:docPr id="3" name="Picture 3"/>
-            <wp:cNvGraphicFramePr>
-              <a:graphicFrameLocks noChangeAspect="1"/>
-            </wp:cNvGraphicFramePr>
-            <a:graphic>
-              <a:graphicData uri="http://schemas.openxmlformats.org/drawingml/2006/picture">
-                <pic:pic>
-                  <pic:nvPicPr>
-                    <pic:cNvPr id="0" name="feedback.png"/>
-                    <pic:cNvPicPr/>
-                  </pic:nvPicPr>
-                  <pic:blipFill>
-                    <a:blip r:embed="rId11"/>
-                    <a:stretch>
-                      <a:fillRect/>
-                    </a:stretch>
-                  </pic:blipFill>
-                  <pic:spPr>
-                    <a:xfrm>
-                      <a:off x="0" y="0"/>
-                      <a:ext cx="6035040" cy="3218688"/>
-                    </a:xfrm>
-                    <a:prstGeom prst="rect"/>
-                  </pic:spPr>
-                </pic:pic>
-              </a:graphicData>
-            </a:graphic>
-          </wp:inline>
-        </w:drawing>
+        <w:rPr>
+          <w:rFonts w:ascii="Tinos" w:hAnsi="Tinos" w:eastAsia="Tinos"/>
+          <w:i/>
+          <w:color w:val="000000"/>
+          <w:sz w:val="19"/>
+        </w:rPr>
+        <w:t>Fig. B-3. Feedback loops.</w:t>
       </w:r>
     </w:p>
     <w:p>
       <w:pPr>
-        <w:jc w:val="center"/>
+        <w:widowControl/>
+        <w:spacing w:after="120" w:line="259" w:lineRule="auto"/>
+        <w:jc w:val="both"/>
       </w:pPr>
       <w:r>
-        <w:t>Fig. B-3. Feedback loops.</w:t>
-      </w:r>
-    </w:p>
-    <w:p>
-      <w:r>
+        <w:rPr>
+          <w:rFonts w:ascii="Tinos" w:hAnsi="Tinos" w:eastAsia="Tinos"/>
+          <w:color w:val="000000"/>
+          <w:sz w:val="22"/>
+        </w:rPr>
         <w:t>Analytical retrieval can create new candidate knowledge, which re-enters Knowledge Governance. Stored analysis outputs become derived KnowledgeObjects and MUST carry appropriate provenance/restrictions. ACT outcomes may also create new facts. Autonomous or iterative systems therefore execute repeated governed cycles rather than escaping the three-stage model.</w:t>
       </w:r>
     </w:p>
@@ -983,19 +1607,53 @@
         <w:pStyle w:val="Heading1"/>
       </w:pPr>
       <w:r>
+        <w:rPr>
+          <w:rFonts w:ascii="Tinos" w:hAnsi="Tinos" w:eastAsia="Tinos"/>
+          <w:color w:val="000000"/>
+          <w:sz w:val="26"/>
+        </w:rPr>
         <w:t>B.9 STAGE-SPECIFIC CONFORMANCE</w:t>
       </w:r>
     </w:p>
     <w:p>
+      <w:pPr>
+        <w:widowControl/>
+        <w:spacing w:after="120" w:line="259" w:lineRule="auto"/>
+        <w:jc w:val="both"/>
+      </w:pPr>
       <w:r>
+        <w:rPr>
+          <w:rFonts w:ascii="Tinos" w:hAnsi="Tinos" w:eastAsia="Tinos"/>
+          <w:color w:val="000000"/>
+          <w:sz w:val="22"/>
+        </w:rPr>
         <w:t>Knowledge-stage conformance includes admission/lifecycle/evidence semantics. Analysis-stage conformance includes method allowlists, evidence sufficiency, inference constraints, validation gates, model/region restrictions, and conflict preservation. Consequence-stage conformance includes correct INFORM/DECIDE/ACT routing, decision-right assignment, action authorization, DECIDE-to-ACT transitions, and end-to-end audit coverage.</w:t>
+      </w:r>
+    </w:p>
+    <w:p>
+      <w:pPr>
+        <w:pStyle w:val="Heading1"/>
+      </w:pPr>
+      <w:r>
+        <w:t>B.10 IMPLEMENTATION-DERIVED CLARIFICATIONS</w:t>
+      </w:r>
+    </w:p>
+    <w:p>
+      <w:r>
+        <w:t>INFORM, DECIDE, and ACT are authority classes that may be composed. Composition MUST NOT silently upgrade authority. DECIDE-to-ACT requires an authorized decision and a separately valid action capability. ACT-plus-INFORM represents distinct auditable consequences rather than an implicit single state.</w:t>
+      </w:r>
+    </w:p>
+    <w:p>
+      <w:r>
+        <w:t>The reference implementation does not authenticate governance assertions. Production profiles require authoritative binding for capability issuers, human identities and roles, policy versions, model registries, and time. KEE implements optional producer-specific trust registries, but those mechanisms are not normative ADGL semantics.</w:t>
       </w:r>
     </w:p>
     <w:sectPr>
       <w:footerReference w:type="default" r:id="rId12"/>
-      <w:pgSz w:w="12240" w:h="15840"/>
-      <w:pgMar w:top="893" w:right="950" w:bottom="893" w:left="950" w:header="720" w:footer="720" w:gutter="0"/>
-      <w:cols w:space="720"/>
+      <w:headerReference w:type="default" r:id="rId13"/>
+      <w:pgSz w:w="11906" w:h="16838"/>
+      <w:pgMar w:top="1276" w:right="1332" w:bottom="1219" w:left="1332" w:header="482" w:footer="510" w:gutter="0"/>
+      <w:cols w:num="1"/>
       <w:docGrid w:linePitch="360"/>
     </w:sectPr>
   </w:body>
@@ -1011,13 +1669,43 @@
     </w:pPr>
     <w:r>
       <w:rPr>
-        <w:rFonts w:ascii="Times New Roman" w:hAnsi="Times New Roman"/>
-        <w:sz w:val="16"/>
-      </w:rPr>
-      <w:t>ADGL Appendix B | Governance Stages and Outcome Model | GBSN Research</w:t>
+        <w:rFonts w:ascii="Tinos" w:hAnsi="Tinos" w:eastAsia="Tinos"/>
+        <w:color w:val="666666"/>
+        <w:sz w:val="17"/>
+      </w:rPr>
+      <w:t xml:space="preserve">Governance Stages and Outcome Model v1.0 | Public Research Release 0.4.3 | </w:t>
+    </w:r>
+    <w:r>
+      <w:rPr>
+        <w:rFonts w:ascii="Tinos" w:hAnsi="Tinos" w:eastAsia="Tinos"/>
+        <w:color w:val="666666"/>
+        <w:sz w:val="17"/>
+      </w:rPr>
     </w:r>
   </w:p>
 </w:ftr>
+</file>
+
+<file path=word/header1.xml><?xml version="1.0" encoding="utf-8"?>
+<w:hdr xmlns:m="http://schemas.openxmlformats.org/officeDocument/2006/math" xmlns:mc="http://schemas.openxmlformats.org/markup-compatibility/2006" xmlns:mo="http://schemas.microsoft.com/office/mac/office/2008/main" xmlns:mv="urn:schemas-microsoft-com:mac:vml" xmlns:o="urn:schemas-microsoft-com:office:office" xmlns:r="http://schemas.openxmlformats.org/officeDocument/2006/relationships" xmlns:v="urn:schemas-microsoft-com:vml" xmlns:w10="urn:schemas-microsoft-com:office:word" xmlns:w14="http://schemas.microsoft.com/office/word/2010/wordml" xmlns:w="http://schemas.openxmlformats.org/wordprocessingml/2006/main" xmlns:wne="http://schemas.microsoft.com/office/word/2006/wordml" xmlns:wp14="http://schemas.microsoft.com/office/word/2010/wordprocessingDrawing" xmlns:wp="http://schemas.openxmlformats.org/drawingml/2006/wordprocessingDrawing" xmlns:wpc="http://schemas.microsoft.com/office/word/2010/wordprocessingCanvas" xmlns:wpg="http://schemas.microsoft.com/office/word/2010/wordprocessingGroup" xmlns:wpi="http://schemas.microsoft.com/office/word/2010/wordprocessingInk" xmlns:wps="http://schemas.microsoft.com/office/word/2010/wordprocessingShape" mc:Ignorable="w14 wp14">
+  <w:p>
+    <w:pPr>
+      <w:pStyle w:val="Header"/>
+      <w:jc w:val="center"/>
+      <w:pBdr>
+        <w:bottom w:val="single" w:sz="3" w:space="4" w:color="D9D9D9"/>
+      </w:pBdr>
+    </w:pPr>
+    <w:r>
+      <w:rPr>
+        <w:rFonts w:ascii="Tinos" w:hAnsi="Tinos" w:eastAsia="Tinos"/>
+        <w:color w:val="666666"/>
+        <w:sz w:val="17"/>
+      </w:rPr>
+      <w:t>ADGL Appendix B | GBSN Research</w:t>
+    </w:r>
+  </w:p>
+</w:hdr>
 </file>
 
 <file path=word/numbering.xml><?xml version="1.0" encoding="utf-8"?>
@@ -1383,9 +2071,14 @@
     <w:name w:val="Normal"/>
     <w:qFormat/>
     <w:rsid w:val="00FC693F"/>
+    <w:pPr>
+      <w:widowControl/>
+      <w:spacing w:after="120" w:before="0" w:line="259" w:lineRule="auto"/>
+      <w:jc w:val="both"/>
+    </w:pPr>
     <w:rPr>
-      <w:rFonts w:ascii="Times New Roman" w:hAnsi="Times New Roman"/>
-      <w:sz w:val="19"/>
+      <w:rFonts w:ascii="Tinos" w:hAnsi="Tinos" w:eastAsia="Tinos"/>
+      <w:sz w:val="22"/>
     </w:rPr>
   </w:style>
   <w:style w:type="paragraph" w:styleId="Header">
@@ -1443,15 +2136,16 @@
     <w:pPr>
       <w:keepNext/>
       <w:keepLines/>
-      <w:spacing w:before="480" w:after="0"/>
+      <w:spacing w:before="280" w:after="120"/>
+      <w:jc w:val="left"/>
       <w:outlineLvl w:val="0"/>
     </w:pPr>
     <w:rPr>
-      <w:rFonts w:asciiTheme="majorHAnsi" w:eastAsiaTheme="majorEastAsia" w:hAnsiTheme="majorHAnsi" w:cstheme="majorBidi" w:ascii="Times New Roman" w:hAnsi="Times New Roman"/>
+      <w:rFonts w:asciiTheme="majorHAnsi" w:eastAsiaTheme="majorEastAsia" w:hAnsiTheme="majorHAnsi" w:cstheme="majorBidi" w:ascii="Tinos" w:hAnsi="Tinos" w:eastAsia="Tinos"/>
       <w:b/>
       <w:bCs/>
-      <w:color w:val="365F91" w:themeColor="accent1" w:themeShade="BF"/>
-      <w:sz w:val="22"/>
+      <w:color w:val="000000"/>
+      <w:sz w:val="26"/>
       <w:szCs w:val="28"/>
     </w:rPr>
   </w:style>
@@ -1467,15 +2161,16 @@
     <w:pPr>
       <w:keepNext/>
       <w:keepLines/>
-      <w:spacing w:before="200" w:after="0"/>
+      <w:spacing w:before="200" w:after="80"/>
+      <w:jc w:val="left"/>
       <w:outlineLvl w:val="1"/>
     </w:pPr>
     <w:rPr>
-      <w:rFonts w:asciiTheme="majorHAnsi" w:eastAsiaTheme="majorEastAsia" w:hAnsiTheme="majorHAnsi" w:cstheme="majorBidi" w:ascii="Times New Roman" w:hAnsi="Times New Roman"/>
+      <w:rFonts w:asciiTheme="majorHAnsi" w:eastAsiaTheme="majorEastAsia" w:hAnsiTheme="majorHAnsi" w:cstheme="majorBidi" w:ascii="Tinos" w:hAnsi="Tinos" w:eastAsia="Tinos"/>
       <w:b/>
       <w:bCs/>
-      <w:color w:val="4F81BD" w:themeColor="accent1"/>
-      <w:sz w:val="20"/>
+      <w:color w:val="000000"/>
+      <w:sz w:val="23"/>
       <w:szCs w:val="26"/>
     </w:rPr>
   </w:style>
@@ -1491,15 +2186,16 @@
     <w:pPr>
       <w:keepNext/>
       <w:keepLines/>
-      <w:spacing w:before="200" w:after="0"/>
+      <w:spacing w:before="160" w:after="60"/>
+      <w:jc w:val="left"/>
       <w:outlineLvl w:val="2"/>
     </w:pPr>
     <w:rPr>
-      <w:rFonts w:asciiTheme="majorHAnsi" w:eastAsiaTheme="majorEastAsia" w:hAnsiTheme="majorHAnsi" w:cstheme="majorBidi" w:ascii="Times New Roman" w:hAnsi="Times New Roman"/>
+      <w:rFonts w:asciiTheme="majorHAnsi" w:eastAsiaTheme="majorEastAsia" w:hAnsiTheme="majorHAnsi" w:cstheme="majorBidi" w:ascii="Tinos" w:hAnsi="Tinos" w:eastAsia="Tinos"/>
       <w:b/>
       <w:bCs/>
-      <w:color w:val="4F81BD" w:themeColor="accent1"/>
-      <w:sz w:val="19"/>
+      <w:color w:val="000000"/>
+      <w:sz w:val="22"/>
     </w:rPr>
   </w:style>
   <w:style w:type="paragraph" w:styleId="Heading4">
@@ -1730,16 +2426,18 @@
     <w:qFormat/>
     <w:rsid w:val="00FC693F"/>
     <w:pPr>
+      <w:keepNext/>
       <w:pBdr>
         <w:bottom w:val="single" w:sz="8" w:space="4" w:color="4F81BD" w:themeColor="accent1"/>
       </w:pBdr>
-      <w:spacing w:after="300" w:line="240" w:lineRule="auto"/>
+      <w:spacing w:after="200" w:line="240" w:lineRule="auto" w:before="0"/>
       <w:contextualSpacing/>
+      <w:jc w:val="center"/>
     </w:pPr>
     <w:rPr>
-      <w:rFonts w:asciiTheme="majorHAnsi" w:eastAsiaTheme="majorEastAsia" w:hAnsiTheme="majorHAnsi" w:cstheme="majorBidi" w:ascii="Times New Roman" w:hAnsi="Times New Roman"/>
+      <w:rFonts w:asciiTheme="majorHAnsi" w:eastAsiaTheme="majorEastAsia" w:hAnsiTheme="majorHAnsi" w:cstheme="majorBidi" w:ascii="Tinos" w:hAnsi="Tinos" w:eastAsia="Tinos"/>
       <w:b/>
-      <w:color w:val="17365D" w:themeColor="text2" w:themeShade="BF"/>
+      <w:color w:val="000000"/>
       <w:spacing w:val="5"/>
       <w:kern w:val="28"/>
       <w:sz w:val="36"/>
@@ -13071,6 +13769,96 @@
         <w:shd w:val="clear" w:color="auto" w:fill="FBCAA2" w:themeFill="accent6" w:themeFillTint="7F"/>
       </w:tcPr>
     </w:tblStylePr>
+  </w:style>
+  <w:style w:type="paragraph" w:customStyle="1" w:styleId="AcademicAuthor">
+    <w:name w:val="Academic Author"/>
+    <w:basedOn w:val="Normal"/>
+    <w:pPr>
+      <w:spacing w:after="40"/>
+      <w:jc w:val="center"/>
+    </w:pPr>
+    <w:rPr>
+      <w:rFonts w:ascii="Tinos" w:hAnsi="Tinos" w:eastAsia="Tinos"/>
+      <w:b w:val="0"/>
+      <w:sz w:val="22"/>
+    </w:rPr>
+  </w:style>
+  <w:style w:type="paragraph" w:customStyle="1" w:styleId="AcademicAffiliation">
+    <w:name w:val="Academic Affiliation"/>
+    <w:basedOn w:val="Normal"/>
+    <w:pPr>
+      <w:spacing w:after="60"/>
+      <w:jc w:val="center"/>
+    </w:pPr>
+    <w:rPr>
+      <w:rFonts w:ascii="Tinos" w:hAnsi="Tinos" w:eastAsia="Tinos"/>
+      <w:sz w:val="20"/>
+    </w:rPr>
+  </w:style>
+  <w:style w:type="paragraph" w:customStyle="1" w:styleId="AcademicMetadata">
+    <w:name w:val="Academic Metadata"/>
+    <w:basedOn w:val="Normal"/>
+    <w:pPr>
+      <w:spacing w:after="200"/>
+      <w:jc w:val="center"/>
+    </w:pPr>
+    <w:rPr>
+      <w:rFonts w:ascii="Tinos" w:hAnsi="Tinos" w:eastAsia="Tinos"/>
+      <w:i/>
+      <w:color w:val="505050"/>
+      <w:sz w:val="19"/>
+    </w:rPr>
+  </w:style>
+  <w:style w:type="paragraph" w:customStyle="1" w:styleId="AcademicAbstract">
+    <w:name w:val="Academic Abstract"/>
+    <w:basedOn w:val="Normal"/>
+    <w:pPr>
+      <w:spacing w:after="120" w:line="252" w:lineRule="auto"/>
+      <w:jc w:val="both"/>
+    </w:pPr>
+    <w:rPr>
+      <w:rFonts w:ascii="Tinos" w:hAnsi="Tinos" w:eastAsia="Tinos"/>
+      <w:sz w:val="21"/>
+    </w:rPr>
+  </w:style>
+  <w:style w:type="paragraph" w:customStyle="1" w:styleId="AcademicCaption">
+    <w:name w:val="Academic Caption"/>
+    <w:basedOn w:val="Normal"/>
+    <w:pPr>
+      <w:keepNext/>
+      <w:spacing w:before="80" w:after="160"/>
+      <w:jc w:val="center"/>
+    </w:pPr>
+    <w:rPr>
+      <w:rFonts w:ascii="Tinos" w:hAnsi="Tinos" w:eastAsia="Tinos"/>
+      <w:i/>
+      <w:sz w:val="19"/>
+    </w:rPr>
+  </w:style>
+  <w:style w:type="paragraph" w:customStyle="1" w:styleId="AcademicReference">
+    <w:name w:val="Academic Reference"/>
+    <w:basedOn w:val="Normal"/>
+    <w:pPr>
+      <w:spacing w:after="60" w:line="240" w:lineRule="auto"/>
+      <w:ind w:left="340" w:hanging="340"/>
+      <w:jc w:val="left"/>
+    </w:pPr>
+    <w:rPr>
+      <w:rFonts w:ascii="Tinos" w:hAnsi="Tinos" w:eastAsia="Tinos"/>
+      <w:sz w:val="19"/>
+    </w:rPr>
+  </w:style>
+  <w:style w:type="paragraph" w:customStyle="1" w:styleId="AcademicCode">
+    <w:name w:val="Academic Code"/>
+    <w:basedOn w:val="Normal"/>
+    <w:pPr>
+      <w:spacing w:before="80" w:after="140" w:line="240" w:lineRule="auto"/>
+      <w:ind w:left="283" w:right="283"/>
+    </w:pPr>
+    <w:rPr>
+      <w:rFonts w:ascii="Liberation Mono" w:hAnsi="Liberation Mono" w:eastAsia="Liberation Mono"/>
+      <w:sz w:val="17"/>
+    </w:rPr>
   </w:style>
 </w:styles>
 </file>
